--- a/Files/01 - Bereshis/07 - Vayaitzei/5785/Vayaitzei 5785.docx
+++ b/Files/01 - Bereshis/07 - Vayaitzei/5785/Vayaitzei 5785.docx
@@ -445,7 +445,7 @@
         <w:rPr>
           <w:rFonts w:ascii="Times New Roman" w:hAnsi="Times New Roman" w:cs="Times New Roman"/>
         </w:rPr>
-        <w:t xml:space="preserve"> states that in</w:t>
+        <w:t xml:space="preserve"> states that in </w:t>
       </w:r>
       <w:r>
         <w:rPr>
@@ -914,7 +914,7 @@
         <w:rPr>
           <w:rFonts w:ascii="Times New Roman" w:hAnsi="Times New Roman" w:cs="Times New Roman"/>
         </w:rPr>
-        <w:t>was</w:t>
+        <w:t xml:space="preserve">was </w:t>
       </w:r>
       <w:r>
         <w:rPr>
@@ -1250,7 +1250,7 @@
         <w:rPr>
           <w:rFonts w:ascii="Times New Roman" w:hAnsi="Times New Roman" w:cs="Times New Roman"/>
         </w:rPr>
-        <w:t>be</w:t>
+        <w:t xml:space="preserve">be </w:t>
       </w:r>
       <w:r>
         <w:rPr>

--- a/Files/01 - Bereshis/07 - Vayaitzei/5785/Vayaitzei 5785.docx
+++ b/Files/01 - Bereshis/07 - Vayaitzei/5785/Vayaitzei 5785.docx
@@ -445,7 +445,7 @@
         <w:rPr>
           <w:rFonts w:ascii="Times New Roman" w:hAnsi="Times New Roman" w:cs="Times New Roman"/>
         </w:rPr>
-        <w:t xml:space="preserve"> states that in </w:t>
+        <w:t xml:space="preserve"> states that in</w:t>
       </w:r>
       <w:r>
         <w:rPr>
@@ -914,7 +914,7 @@
         <w:rPr>
           <w:rFonts w:ascii="Times New Roman" w:hAnsi="Times New Roman" w:cs="Times New Roman"/>
         </w:rPr>
-        <w:t xml:space="preserve">was </w:t>
+        <w:t>was</w:t>
       </w:r>
       <w:r>
         <w:rPr>
@@ -1219,7 +1219,13 @@
           <w:rFonts w:ascii="Times New Roman" w:hAnsi="Times New Roman" w:cs="Times New Roman"/>
           <w:rtl/>
         </w:rPr>
-        <w:t>מצות</w:t>
+        <w:t>מצוות</w:t>
+      </w:r>
+      <w:r>
+        <w:rPr>
+          <w:rFonts w:ascii="Times New Roman" w:hAnsi="Times New Roman" w:cs="Times New Roman"/>
+        </w:rPr>
+        <w:t xml:space="preserve"> </w:t>
       </w:r>
       <w:r>
         <w:rPr>
@@ -1250,7 +1256,7 @@
         <w:rPr>
           <w:rFonts w:ascii="Times New Roman" w:hAnsi="Times New Roman" w:cs="Times New Roman"/>
         </w:rPr>
-        <w:t xml:space="preserve">be </w:t>
+        <w:t>be</w:t>
       </w:r>
       <w:r>
         <w:rPr>

--- a/Files/01 - Bereshis/07 - Vayaitzei/5785/Vayaitzei 5785.docx
+++ b/Files/01 - Bereshis/07 - Vayaitzei/5785/Vayaitzei 5785.docx
@@ -445,7 +445,7 @@
         <w:rPr>
           <w:rFonts w:ascii="Times New Roman" w:hAnsi="Times New Roman" w:cs="Times New Roman"/>
         </w:rPr>
-        <w:t xml:space="preserve"> states that in</w:t>
+        <w:t xml:space="preserve"> states that in </w:t>
       </w:r>
       <w:r>
         <w:rPr>
@@ -914,7 +914,7 @@
         <w:rPr>
           <w:rFonts w:ascii="Times New Roman" w:hAnsi="Times New Roman" w:cs="Times New Roman"/>
         </w:rPr>
-        <w:t>was</w:t>
+        <w:t xml:space="preserve">was </w:t>
       </w:r>
       <w:r>
         <w:rPr>
@@ -1256,7 +1256,7 @@
         <w:rPr>
           <w:rFonts w:ascii="Times New Roman" w:hAnsi="Times New Roman" w:cs="Times New Roman"/>
         </w:rPr>
-        <w:t>be</w:t>
+        <w:t xml:space="preserve">be </w:t>
       </w:r>
       <w:r>
         <w:rPr>

--- a/Files/01 - Bereshis/07 - Vayaitzei/5785/Vayaitzei 5785.docx
+++ b/Files/01 - Bereshis/07 - Vayaitzei/5785/Vayaitzei 5785.docx
@@ -388,7 +388,7 @@
           <w:rFonts w:ascii="Times New Roman" w:hAnsi="Times New Roman" w:cs="Times New Roman"/>
           <w:rtl/>
         </w:rPr>
-        <w:t>שו"ת חתם סופר, יורה דעה סימן רל"ג</w:t>
+        <w:t>שו״ת חתם סופר, יורה דעה סימן רל״ג</w:t>
       </w:r>
       <w:r>
         <w:rPr>
